--- a/templates/SJABLOON-DKT-WARMTEPOMP.docx
+++ b/templates/SJABLOON-DKT-WARMTEPOMP.docx
@@ -1584,1164 +1584,8 @@
       </w:r>
     </w:p>
     <w:p>
-      <w:pPr>
-        <w:spacing w:after="0" w:line="240" w:lineRule="auto"/>
-        <w:jc w:val="both"/>
-        <w:rPr>
-          <w:sz w:val="20"/>
-          <w:szCs w:val="20"/>
-        </w:rPr>
-      </w:pPr>
-      <w:r>
-        <w:rPr>
-          <w:rtl w:val="0"/>
-        </w:rPr>
-      </w:r>
-    </w:p>
-    <w:p>
-      <w:pPr>
-        <w:tabs>
-          <w:tab w:val="left" w:leader="none" w:pos="1276"/>
-          <w:tab w:val="left" w:leader="none" w:pos="3261"/>
-          <w:tab w:val="left" w:leader="none" w:pos="7230"/>
-        </w:tabs>
-        <w:rPr>
-          <w:b w:val="1"/>
-          <w:bCs w:val="1"/>
-          <w:color w:val="000000"/>
-          <w:sz w:val="20"/>
-          <w:szCs w:val="20"/>
-        </w:rPr>
-      </w:pPr>
-      <w:r>
-        <w:rPr>
-          <w:b w:val="1"/>
-          <w:bCs w:val="1"/>
-          <w:color w:val="000000"/>
-          <w:sz w:val="20"/>
-          <w:szCs w:val="20"/>
-          <w:rtl w:val="0"/>
-        </w:rPr>
-        <w:t xml:space="preserve">Totaalprijs inclusief montage netto inclusief B.T.W.            € </w:t>
-      </w:r>
-    </w:p>
-    <w:p>
-      <w:pPr>
-        <w:keepNext w:val="0"/>
-        <w:keepLines w:val="0"/>
-        <w:pageBreakBefore w:val="0"/>
-        <w:widowControl w:val="1"/>
-        <w:pBdr>
-          <w:top w:space="0" w:sz="0" w:val="nil"/>
-          <w:left w:space="0" w:sz="0" w:val="nil"/>
-          <w:bottom w:space="0" w:sz="0" w:val="nil"/>
-          <w:right w:space="0" w:sz="0" w:val="nil"/>
-          <w:between w:space="0" w:sz="0" w:val="nil"/>
-        </w:pBdr>
-        <w:shd w:fill="auto" w:val="clear"/>
-        <w:spacing w:after="0" w:before="0" w:line="240" w:lineRule="auto"/>
-        <w:ind w:left="0" w:right="0" w:firstLine="0"/>
-        <w:jc w:val="left"/>
-        <w:rPr>
-          <w:rFonts w:ascii="Calibri" w:cs="Calibri" w:eastAsia="Calibri" w:hAnsi="Calibri"/>
-          <w:b w:val="1"/>
-          <w:bCs w:val="1"/>
-          <w:i w:val="0"/>
-          <w:iCs w:val="0"/>
-          <w:smallCaps w:val="0"/>
-          <w:strike w:val="0"/>
-          <w:color w:val="000000"/>
-          <w:sz w:val="20"/>
-          <w:szCs w:val="20"/>
-          <w:u w:val="none"/>
-          <w:shd w:fill="auto" w:val="clear"/>
-          <w:vertAlign w:val="baseline"/>
-        </w:rPr>
-      </w:pPr>
-      <w:r>
-        <w:rPr>
-          <w:rFonts w:ascii="Calibri" w:cs="Calibri" w:eastAsia="Calibri" w:hAnsi="Calibri"/>
-          <w:b w:val="1"/>
-          <w:bCs w:val="1"/>
-          <w:i w:val="0"/>
-          <w:iCs w:val="0"/>
-          <w:smallCaps w:val="0"/>
-          <w:strike w:val="0"/>
-          <w:color w:val="000000"/>
-          <w:sz w:val="20"/>
-          <w:szCs w:val="20"/>
-          <w:u w:val="none"/>
-          <w:shd w:fill="auto" w:val="clear"/>
-          <w:vertAlign w:val="baseline"/>
-          <w:rtl w:val="0"/>
-        </w:rPr>
-        <w:t xml:space="preserve">Voor subsidiebedragen per 1-1-2025 zie de actuele subsidielijst van RVO.</w:t>
-      </w:r>
-    </w:p>
-    <w:p>
-      <w:pPr>
-        <w:keepNext w:val="0"/>
-        <w:keepLines w:val="0"/>
-        <w:pageBreakBefore w:val="0"/>
-        <w:widowControl w:val="1"/>
-        <w:pBdr>
-          <w:top w:space="0" w:sz="0" w:val="nil"/>
-          <w:left w:space="0" w:sz="0" w:val="nil"/>
-          <w:bottom w:space="0" w:sz="0" w:val="nil"/>
-          <w:right w:space="0" w:sz="0" w:val="nil"/>
-          <w:between w:space="0" w:sz="0" w:val="nil"/>
-        </w:pBdr>
-        <w:shd w:fill="auto" w:val="clear"/>
-        <w:spacing w:after="0" w:before="0" w:line="240" w:lineRule="auto"/>
-        <w:ind w:left="0" w:right="0" w:firstLine="0"/>
-        <w:jc w:val="left"/>
-        <w:rPr>
-          <w:rFonts w:ascii="Calibri" w:cs="Calibri" w:eastAsia="Calibri" w:hAnsi="Calibri"/>
-          <w:b w:val="1"/>
-          <w:bCs w:val="1"/>
-          <w:i w:val="0"/>
-          <w:iCs w:val="0"/>
-          <w:smallCaps w:val="0"/>
-          <w:strike w:val="0"/>
-          <w:color w:val="000000"/>
-          <w:sz w:val="20"/>
-          <w:szCs w:val="20"/>
-          <w:u w:val="none"/>
-          <w:shd w:fill="auto" w:val="clear"/>
-          <w:vertAlign w:val="baseline"/>
-        </w:rPr>
-      </w:pPr>
-      <w:r>
-        <w:rPr>
-          <w:rFonts w:ascii="Calibri" w:cs="Calibri" w:eastAsia="Calibri" w:hAnsi="Calibri"/>
-          <w:b w:val="1"/>
-          <w:bCs w:val="1"/>
-          <w:i w:val="0"/>
-          <w:iCs w:val="0"/>
-          <w:smallCaps w:val="0"/>
-          <w:strike w:val="0"/>
-          <w:color w:val="000000"/>
-          <w:sz w:val="20"/>
-          <w:szCs w:val="20"/>
-          <w:u w:val="none"/>
-          <w:shd w:fill="auto" w:val="clear"/>
-          <w:vertAlign w:val="baseline"/>
-          <w:rtl w:val="0"/>
-        </w:rPr>
-        <w:t xml:space="preserve">https://www.rvo.nl/onderwerpen/isde/isde-wat-wijzigt-er-2025</w:t>
-      </w:r>
-    </w:p>
-    <w:p>
-      <w:pPr>
-        <w:spacing w:after="0" w:line="240" w:lineRule="auto"/>
-        <w:jc w:val="both"/>
-        <w:rPr>
-          <w:sz w:val="16"/>
-          <w:szCs w:val="16"/>
-          <w:u w:val="single"/>
-        </w:rPr>
-      </w:pPr>
-      <w:r>
-        <w:rPr>
-          <w:rtl w:val="0"/>
-        </w:rPr>
-      </w:r>
-    </w:p>
-    <w:p>
-      <w:pPr>
-        <w:spacing w:after="0" w:line="240" w:lineRule="auto"/>
-        <w:jc w:val="both"/>
-        <w:rPr>
-          <w:sz w:val="16"/>
-          <w:szCs w:val="16"/>
-          <w:u w:val="single"/>
-        </w:rPr>
-      </w:pPr>
-      <w:r>
-        <w:rPr>
-          <w:rtl w:val="0"/>
-        </w:rPr>
-      </w:r>
-    </w:p>
-    <w:p>
-      <w:pPr>
-        <w:spacing w:after="0" w:line="240" w:lineRule="auto"/>
-        <w:jc w:val="both"/>
-        <w:rPr>
-          <w:sz w:val="16"/>
-          <w:szCs w:val="16"/>
-          <w:u w:val="single"/>
-        </w:rPr>
-      </w:pPr>
-      <w:r>
-        <w:rPr>
-          <w:rtl w:val="0"/>
-        </w:rPr>
-      </w:r>
-    </w:p>
-    <w:p>
-      <w:pPr>
-        <w:spacing w:after="0" w:line="240" w:lineRule="auto"/>
-        <w:jc w:val="both"/>
-        <w:rPr>
-          <w:sz w:val="16"/>
-          <w:szCs w:val="16"/>
-          <w:u w:val="single"/>
-        </w:rPr>
-      </w:pPr>
-      <w:r>
-        <w:rPr>
-          <w:rtl w:val="0"/>
-        </w:rPr>
-      </w:r>
-    </w:p>
-    <w:p>
-      <w:pPr>
-        <w:spacing w:after="0" w:line="240" w:lineRule="auto"/>
-        <w:jc w:val="both"/>
-        <w:rPr>
-          <w:sz w:val="16"/>
-          <w:szCs w:val="16"/>
-          <w:u w:val="single"/>
-        </w:rPr>
-      </w:pPr>
-      <w:r>
-        <w:rPr>
-          <w:rtl w:val="0"/>
-        </w:rPr>
-      </w:r>
-    </w:p>
-    <w:p>
-      <w:pPr>
-        <w:spacing w:after="0" w:line="240" w:lineRule="auto"/>
-        <w:jc w:val="both"/>
-        <w:rPr>
-          <w:sz w:val="16"/>
-          <w:szCs w:val="16"/>
-          <w:u w:val="single"/>
-        </w:rPr>
-      </w:pPr>
-      <w:r>
-        <w:rPr>
-          <w:rtl w:val="0"/>
-        </w:rPr>
-      </w:r>
-    </w:p>
-    <w:p>
-      <w:pPr>
-        <w:spacing w:after="0" w:line="240" w:lineRule="auto"/>
-        <w:jc w:val="both"/>
-        <w:rPr>
-          <w:sz w:val="16"/>
-          <w:szCs w:val="16"/>
-          <w:u w:val="single"/>
-        </w:rPr>
-      </w:pPr>
-      <w:r>
-        <w:rPr>
-          <w:rtl w:val="0"/>
-        </w:rPr>
-      </w:r>
-    </w:p>
-    <w:p>
-      <w:pPr>
-        <w:spacing w:after="0" w:line="240" w:lineRule="auto"/>
-        <w:jc w:val="both"/>
-        <w:rPr>
-          <w:sz w:val="16"/>
-          <w:szCs w:val="16"/>
-          <w:u w:val="single"/>
-        </w:rPr>
-      </w:pPr>
-      <w:r>
-        <w:rPr>
-          <w:rtl w:val="0"/>
-        </w:rPr>
-      </w:r>
-    </w:p>
-    <w:p>
-      <w:pPr>
-        <w:spacing w:after="0" w:line="240" w:lineRule="auto"/>
-        <w:jc w:val="both"/>
-        <w:rPr>
-          <w:sz w:val="16"/>
-          <w:szCs w:val="16"/>
-          <w:u w:val="single"/>
-        </w:rPr>
-      </w:pPr>
-      <w:r>
-        <w:rPr>
-          <w:rtl w:val="0"/>
-        </w:rPr>
-      </w:r>
-    </w:p>
-    <w:p>
-      <w:pPr>
-        <w:spacing w:after="0" w:line="240" w:lineRule="auto"/>
-        <w:jc w:val="both"/>
-        <w:rPr>
-          <w:sz w:val="16"/>
-          <w:szCs w:val="16"/>
-          <w:u w:val="single"/>
-        </w:rPr>
-      </w:pPr>
-      <w:r>
-        <w:rPr>
-          <w:sz w:val="16"/>
-          <w:szCs w:val="16"/>
-          <w:u w:val="single"/>
-        </w:rPr>
-        <w:drawing>
-          <wp:anchor allowOverlap="1" behindDoc="1" distB="0" distT="0" distL="0" distR="0" hidden="0" layoutInCell="1" locked="0" relativeHeight="0" simplePos="0">
-            <wp:simplePos x="0" y="0"/>
-            <wp:positionH relativeFrom="page">
-              <wp:posOffset>972000</wp:posOffset>
-            </wp:positionH>
-            <wp:positionV relativeFrom="page">
-              <wp:posOffset>3420000</wp:posOffset>
-            </wp:positionV>
-            <wp:extent cx="5791200" cy="5791200"/>
-            <wp:effectExtent b="0" l="0" r="0" t="0"/>
-            <wp:wrapNone/>
-            <wp:docPr descr="Afbeelding met cirkel, Graphics, logo, ontwerp&#10;&#10;Automatisch gegenereerde beschrijving" id="7" name="image3.png"/>
-            <a:graphic>
-              <a:graphicData uri="http://schemas.openxmlformats.org/drawingml/2006/picture">
-                <pic:pic>
-                  <pic:nvPicPr>
-                    <pic:cNvPr descr="Afbeelding met cirkel, Graphics, logo, ontwerp&#10;&#10;Automatisch gegenereerde beschrijving" id="0" name="image3.png"/>
-                    <pic:cNvPicPr preferRelativeResize="0"/>
-                  </pic:nvPicPr>
-                  <pic:blipFill>
-                    <a:blip r:embed="rId8"/>
-                    <a:srcRect b="0" l="0" r="0" t="0"/>
-                    <a:stretch>
-                      <a:fillRect/>
-                    </a:stretch>
-                  </pic:blipFill>
-                  <pic:spPr>
-                    <a:xfrm>
-                      <a:off x="0" y="0"/>
-                      <a:ext cx="5791200" cy="5791200"/>
-                    </a:xfrm>
-                    <a:prstGeom prst="rect"/>
-                    <a:ln/>
-                  </pic:spPr>
-                </pic:pic>
-              </a:graphicData>
-            </a:graphic>
-          </wp:anchor>
-        </w:drawing>
-      </w:r>
-      <w:r>
-        <w:rPr>
-          <w:rtl w:val="0"/>
-        </w:rPr>
-      </w:r>
-    </w:p>
-    <w:p>
-      <w:pPr>
-        <w:spacing w:after="0" w:line="240" w:lineRule="auto"/>
-        <w:jc w:val="both"/>
-        <w:rPr>
-          <w:sz w:val="16"/>
-          <w:szCs w:val="16"/>
-          <w:u w:val="single"/>
-        </w:rPr>
-      </w:pPr>
-      <w:r>
-        <w:rPr>
-          <w:rtl w:val="0"/>
-        </w:rPr>
-      </w:r>
-    </w:p>
-    <w:p>
-      <w:pPr>
-        <w:spacing w:after="0" w:line="240" w:lineRule="auto"/>
-        <w:jc w:val="both"/>
-        <w:rPr>
-          <w:sz w:val="16"/>
-          <w:szCs w:val="16"/>
-          <w:u w:val="single"/>
-        </w:rPr>
-      </w:pPr>
-      <w:r>
-        <w:rPr>
-          <w:rtl w:val="0"/>
-        </w:rPr>
-      </w:r>
-    </w:p>
-    <w:p>
-      <w:pPr>
-        <w:spacing w:after="0" w:line="240" w:lineRule="auto"/>
-        <w:jc w:val="both"/>
-        <w:rPr>
-          <w:sz w:val="16"/>
-          <w:szCs w:val="16"/>
-          <w:u w:val="single"/>
-        </w:rPr>
-      </w:pPr>
-      <w:r>
-        <w:rPr>
-          <w:rtl w:val="0"/>
-        </w:rPr>
-      </w:r>
-    </w:p>
-    <w:p>
-      <w:pPr>
-        <w:spacing w:after="0" w:line="240" w:lineRule="auto"/>
-        <w:jc w:val="both"/>
-        <w:rPr>
-          <w:sz w:val="16"/>
-          <w:szCs w:val="16"/>
-          <w:u w:val="single"/>
-        </w:rPr>
-      </w:pPr>
-      <w:r>
-        <w:rPr>
-          <w:rtl w:val="0"/>
-        </w:rPr>
-      </w:r>
-    </w:p>
-    <w:p>
-      <w:pPr>
-        <w:spacing w:after="0" w:line="240" w:lineRule="auto"/>
-        <w:jc w:val="both"/>
-        <w:rPr>
-          <w:sz w:val="16"/>
-          <w:szCs w:val="16"/>
-          <w:u w:val="single"/>
-        </w:rPr>
-      </w:pPr>
-      <w:r>
-        <w:rPr>
-          <w:rtl w:val="0"/>
-        </w:rPr>
-      </w:r>
-    </w:p>
-    <w:p>
-      <w:pPr>
-        <w:spacing w:after="0" w:line="240" w:lineRule="auto"/>
-        <w:jc w:val="both"/>
-        <w:rPr>
-          <w:sz w:val="16"/>
-          <w:szCs w:val="16"/>
-          <w:u w:val="single"/>
-        </w:rPr>
-      </w:pPr>
-      <w:r>
-        <w:rPr>
-          <w:rtl w:val="0"/>
-        </w:rPr>
-      </w:r>
-    </w:p>
-    <w:p>
-      <w:pPr>
-        <w:spacing w:after="0" w:line="240" w:lineRule="auto"/>
-        <w:jc w:val="both"/>
-        <w:rPr>
-          <w:sz w:val="16"/>
-          <w:szCs w:val="16"/>
-          <w:u w:val="single"/>
-        </w:rPr>
-      </w:pPr>
-      <w:r>
-        <w:rPr>
-          <w:rtl w:val="0"/>
-        </w:rPr>
-      </w:r>
-    </w:p>
-    <w:p>
-      <w:pPr>
-        <w:spacing w:after="0" w:line="240" w:lineRule="auto"/>
-        <w:jc w:val="both"/>
-        <w:rPr>
-          <w:sz w:val="16"/>
-          <w:szCs w:val="16"/>
-          <w:u w:val="single"/>
-        </w:rPr>
-      </w:pPr>
-      <w:r>
-        <w:rPr>
-          <w:rtl w:val="0"/>
-        </w:rPr>
-      </w:r>
-    </w:p>
-    <w:p>
-      <w:pPr>
-        <w:spacing w:after="0" w:line="240" w:lineRule="auto"/>
-        <w:jc w:val="both"/>
-        <w:rPr>
-          <w:sz w:val="16"/>
-          <w:szCs w:val="16"/>
-          <w:u w:val="single"/>
-        </w:rPr>
-      </w:pPr>
-      <w:r>
-        <w:rPr>
-          <w:rtl w:val="0"/>
-        </w:rPr>
-      </w:r>
-    </w:p>
-    <w:p>
-      <w:pPr>
-        <w:spacing w:after="0" w:line="240" w:lineRule="auto"/>
-        <w:jc w:val="both"/>
-        <w:rPr>
-          <w:sz w:val="16"/>
-          <w:szCs w:val="16"/>
-          <w:u w:val="single"/>
-        </w:rPr>
-      </w:pPr>
-      <w:r>
-        <w:rPr>
-          <w:rtl w:val="0"/>
-        </w:rPr>
-      </w:r>
-    </w:p>
-    <w:p>
-      <w:pPr>
-        <w:spacing w:after="0" w:line="240" w:lineRule="auto"/>
-        <w:jc w:val="both"/>
-        <w:rPr>
-          <w:sz w:val="16"/>
-          <w:szCs w:val="16"/>
-          <w:u w:val="single"/>
-        </w:rPr>
-      </w:pPr>
-      <w:r>
-        <w:rPr>
-          <w:rtl w:val="0"/>
-        </w:rPr>
-      </w:r>
-    </w:p>
-    <w:p>
-      <w:pPr>
-        <w:spacing w:after="0" w:line="240" w:lineRule="auto"/>
-        <w:jc w:val="both"/>
-        <w:rPr>
-          <w:sz w:val="16"/>
-          <w:szCs w:val="16"/>
-          <w:u w:val="single"/>
-        </w:rPr>
-      </w:pPr>
-      <w:r>
-        <w:rPr>
-          <w:rtl w:val="0"/>
-        </w:rPr>
-      </w:r>
-    </w:p>
-    <w:p>
-      <w:pPr>
-        <w:spacing w:after="0" w:line="240" w:lineRule="auto"/>
-        <w:jc w:val="both"/>
-        <w:rPr>
-          <w:sz w:val="16"/>
-          <w:szCs w:val="16"/>
-          <w:u w:val="single"/>
-        </w:rPr>
-      </w:pPr>
-      <w:r>
-        <w:rPr>
-          <w:rtl w:val="0"/>
-        </w:rPr>
-      </w:r>
-    </w:p>
-    <w:p>
-      <w:pPr>
-        <w:spacing w:after="0" w:line="240" w:lineRule="auto"/>
-        <w:jc w:val="both"/>
-        <w:rPr>
-          <w:sz w:val="16"/>
-          <w:szCs w:val="16"/>
-          <w:u w:val="single"/>
-        </w:rPr>
-      </w:pPr>
-      <w:r>
-        <w:rPr>
-          <w:rtl w:val="0"/>
-        </w:rPr>
-      </w:r>
-    </w:p>
-    <w:p>
-      <w:pPr>
-        <w:spacing w:after="0" w:line="240" w:lineRule="auto"/>
-        <w:jc w:val="both"/>
-        <w:rPr>
-          <w:sz w:val="16"/>
-          <w:szCs w:val="16"/>
-          <w:u w:val="single"/>
-        </w:rPr>
-      </w:pPr>
-      <w:r>
-        <w:rPr>
-          <w:rtl w:val="0"/>
-        </w:rPr>
-      </w:r>
-    </w:p>
-    <w:p>
-      <w:pPr>
-        <w:spacing w:after="0" w:line="240" w:lineRule="auto"/>
-        <w:jc w:val="both"/>
-        <w:rPr>
-          <w:sz w:val="16"/>
-          <w:szCs w:val="16"/>
-          <w:u w:val="single"/>
-        </w:rPr>
-      </w:pPr>
-      <w:r>
-        <w:rPr>
-          <w:rtl w:val="0"/>
-        </w:rPr>
-      </w:r>
-    </w:p>
-    <w:p>
-      <w:pPr>
-        <w:spacing w:after="0" w:line="240" w:lineRule="auto"/>
-        <w:jc w:val="both"/>
-        <w:rPr>
-          <w:sz w:val="16"/>
-          <w:szCs w:val="16"/>
-          <w:u w:val="single"/>
-        </w:rPr>
-      </w:pPr>
-      <w:r>
-        <w:rPr>
-          <w:rtl w:val="0"/>
-        </w:rPr>
-      </w:r>
-    </w:p>
-    <w:p>
-      <w:pPr>
-        <w:spacing w:after="0" w:line="240" w:lineRule="auto"/>
-        <w:jc w:val="both"/>
-        <w:rPr>
-          <w:sz w:val="16"/>
-          <w:szCs w:val="16"/>
-          <w:u w:val="single"/>
-        </w:rPr>
-      </w:pPr>
-      <w:r>
-        <w:rPr>
-          <w:rtl w:val="0"/>
-        </w:rPr>
-      </w:r>
-    </w:p>
-    <w:p>
-      <w:pPr>
-        <w:spacing w:after="0" w:line="240" w:lineRule="auto"/>
-        <w:jc w:val="both"/>
-        <w:rPr>
-          <w:sz w:val="16"/>
-          <w:szCs w:val="16"/>
-          <w:u w:val="single"/>
-        </w:rPr>
-      </w:pPr>
-      <w:r>
-        <w:rPr>
-          <w:rtl w:val="0"/>
-        </w:rPr>
-      </w:r>
-    </w:p>
-    <w:p>
-      <w:pPr>
-        <w:spacing w:after="0" w:line="240" w:lineRule="auto"/>
-        <w:jc w:val="both"/>
-        <w:rPr>
-          <w:sz w:val="16"/>
-          <w:szCs w:val="16"/>
-          <w:u w:val="single"/>
-        </w:rPr>
-      </w:pPr>
-      <w:r>
-        <w:rPr>
-          <w:rtl w:val="0"/>
-        </w:rPr>
-      </w:r>
-    </w:p>
-    <w:p>
-      <w:pPr>
-        <w:spacing w:after="0" w:line="240" w:lineRule="auto"/>
-        <w:jc w:val="both"/>
-        <w:rPr>
-          <w:sz w:val="16"/>
-          <w:szCs w:val="16"/>
-          <w:u w:val="single"/>
-        </w:rPr>
-      </w:pPr>
-      <w:r>
-        <w:rPr>
-          <w:rtl w:val="0"/>
-        </w:rPr>
-      </w:r>
-    </w:p>
-    <w:p>
-      <w:pPr>
-        <w:spacing w:after="0" w:line="240" w:lineRule="auto"/>
-        <w:jc w:val="both"/>
-        <w:rPr>
-          <w:sz w:val="16"/>
-          <w:szCs w:val="16"/>
-          <w:u w:val="single"/>
-        </w:rPr>
-      </w:pPr>
-      <w:r>
-        <w:rPr>
-          <w:rtl w:val="0"/>
-        </w:rPr>
-      </w:r>
-    </w:p>
-    <w:p>
-      <w:pPr>
-        <w:spacing w:after="0" w:line="240" w:lineRule="auto"/>
-        <w:jc w:val="both"/>
-        <w:rPr>
-          <w:sz w:val="16"/>
-          <w:szCs w:val="16"/>
-          <w:u w:val="single"/>
-        </w:rPr>
-      </w:pPr>
-      <w:r>
-        <w:rPr>
-          <w:rtl w:val="0"/>
-        </w:rPr>
-      </w:r>
-    </w:p>
-    <w:p>
-      <w:pPr>
-        <w:spacing w:after="0" w:line="240" w:lineRule="auto"/>
-        <w:jc w:val="both"/>
-        <w:rPr>
-          <w:sz w:val="16"/>
-          <w:szCs w:val="16"/>
-          <w:u w:val="single"/>
-        </w:rPr>
-      </w:pPr>
-      <w:r>
-        <w:rPr>
-          <w:rtl w:val="0"/>
-        </w:rPr>
-      </w:r>
-    </w:p>
-    <w:p>
-      <w:pPr>
-        <w:spacing w:after="0" w:line="240" w:lineRule="auto"/>
-        <w:jc w:val="both"/>
-        <w:rPr>
-          <w:sz w:val="16"/>
-          <w:szCs w:val="16"/>
-          <w:u w:val="single"/>
-        </w:rPr>
-      </w:pPr>
-      <w:r>
-        <w:rPr>
-          <w:rtl w:val="0"/>
-        </w:rPr>
-      </w:r>
-    </w:p>
-    <w:p>
-      <w:pPr>
-        <w:spacing w:after="0" w:line="240" w:lineRule="auto"/>
-        <w:jc w:val="both"/>
-        <w:rPr>
-          <w:sz w:val="16"/>
-          <w:szCs w:val="16"/>
-          <w:u w:val="single"/>
-        </w:rPr>
-      </w:pPr>
-      <w:r>
-        <w:rPr>
-          <w:rtl w:val="0"/>
-        </w:rPr>
-      </w:r>
-    </w:p>
-    <w:p>
-      <w:pPr>
-        <w:spacing w:after="0" w:line="240" w:lineRule="auto"/>
-        <w:jc w:val="both"/>
-        <w:rPr>
-          <w:sz w:val="16"/>
-          <w:szCs w:val="16"/>
-          <w:u w:val="single"/>
-        </w:rPr>
-      </w:pPr>
-      <w:r>
-        <w:rPr>
-          <w:rtl w:val="0"/>
-        </w:rPr>
-      </w:r>
-    </w:p>
-    <w:p>
-      <w:pPr>
-        <w:spacing w:after="0" w:line="240" w:lineRule="auto"/>
-        <w:jc w:val="both"/>
-        <w:rPr>
-          <w:sz w:val="16"/>
-          <w:szCs w:val="16"/>
-          <w:u w:val="single"/>
-        </w:rPr>
-      </w:pPr>
-      <w:r>
-        <w:rPr>
-          <w:rtl w:val="0"/>
-        </w:rPr>
-      </w:r>
-    </w:p>
-    <w:p>
-      <w:pPr>
-        <w:spacing w:after="0" w:line="240" w:lineRule="auto"/>
-        <w:jc w:val="both"/>
-        <w:rPr>
-          <w:sz w:val="16"/>
-          <w:szCs w:val="16"/>
-          <w:u w:val="single"/>
-        </w:rPr>
-      </w:pPr>
-      <w:r>
-        <w:rPr>
-          <w:rtl w:val="0"/>
-        </w:rPr>
-      </w:r>
-    </w:p>
-    <w:p>
-      <w:pPr>
-        <w:spacing w:after="0" w:line="240" w:lineRule="auto"/>
-        <w:jc w:val="both"/>
-        <w:rPr>
-          <w:sz w:val="16"/>
-          <w:szCs w:val="16"/>
-          <w:u w:val="single"/>
-        </w:rPr>
-      </w:pPr>
-      <w:r>
-        <w:rPr>
-          <w:rtl w:val="0"/>
-        </w:rPr>
-      </w:r>
-    </w:p>
-    <w:p>
-      <w:pPr>
-        <w:spacing w:after="0" w:line="240" w:lineRule="auto"/>
-        <w:jc w:val="both"/>
-        <w:rPr>
-          <w:sz w:val="16"/>
-          <w:szCs w:val="16"/>
-          <w:u w:val="single"/>
-        </w:rPr>
-      </w:pPr>
-      <w:r>
-        <w:rPr>
-          <w:rtl w:val="0"/>
-        </w:rPr>
-      </w:r>
-    </w:p>
-    <w:p>
-      <w:pPr>
-        <w:spacing w:after="0" w:line="240" w:lineRule="auto"/>
-        <w:jc w:val="both"/>
-        <w:rPr>
-          <w:sz w:val="16"/>
-          <w:szCs w:val="16"/>
-          <w:u w:val="single"/>
-        </w:rPr>
-      </w:pPr>
-      <w:r>
-        <w:rPr>
-          <w:rtl w:val="0"/>
-        </w:rPr>
-      </w:r>
-    </w:p>
-    <w:p>
-      <w:pPr>
-        <w:spacing w:after="0" w:line="240" w:lineRule="auto"/>
-        <w:jc w:val="both"/>
-        <w:rPr>
-          <w:sz w:val="16"/>
-          <w:szCs w:val="16"/>
-          <w:u w:val="single"/>
-        </w:rPr>
-      </w:pPr>
-      <w:r>
-        <w:rPr>
-          <w:rtl w:val="0"/>
-        </w:rPr>
-      </w:r>
-    </w:p>
-    <w:p>
-      <w:pPr>
-        <w:spacing w:after="0" w:line="240" w:lineRule="auto"/>
-        <w:jc w:val="both"/>
-        <w:rPr>
-          <w:sz w:val="16"/>
-          <w:szCs w:val="16"/>
-          <w:u w:val="single"/>
-        </w:rPr>
-      </w:pPr>
-      <w:r>
-        <w:rPr>
-          <w:rtl w:val="0"/>
-        </w:rPr>
-      </w:r>
-    </w:p>
-    <w:p>
-      <w:pPr>
-        <w:spacing w:after="0" w:line="240" w:lineRule="auto"/>
-        <w:ind w:left="0" w:firstLine="0"/>
-        <w:jc w:val="left"/>
-        <w:rPr>
-          <w:sz w:val="16"/>
-          <w:szCs w:val="16"/>
-          <w:u w:val="single"/>
-        </w:rPr>
-      </w:pPr>
-      <w:r>
-        <w:rPr>
-          <w:rtl w:val="0"/>
-        </w:rPr>
-      </w:r>
-    </w:p>
-    <w:p>
-      <w:pPr>
-        <w:spacing w:after="0" w:line="240" w:lineRule="auto"/>
-        <w:ind w:left="0" w:firstLine="0"/>
-        <w:jc w:val="left"/>
-        <w:rPr>
-          <w:sz w:val="16"/>
-          <w:szCs w:val="16"/>
-          <w:u w:val="single"/>
-        </w:rPr>
-      </w:pPr>
-      <w:r>
-        <w:rPr>
-          <w:rtl w:val="0"/>
-        </w:rPr>
-      </w:r>
-    </w:p>
-    <w:p>
-      <w:pPr>
-        <w:spacing w:after="0" w:line="240" w:lineRule="auto"/>
-        <w:ind w:left="0" w:firstLine="0"/>
-        <w:jc w:val="left"/>
-        <w:rPr>
-          <w:sz w:val="16"/>
-          <w:szCs w:val="16"/>
-          <w:u w:val="single"/>
-        </w:rPr>
-      </w:pPr>
-      <w:r>
-        <w:rPr>
-          <w:rtl w:val="0"/>
-        </w:rPr>
-      </w:r>
-    </w:p>
-    <w:p>
-      <w:pPr>
-        <w:spacing w:after="0" w:line="240" w:lineRule="auto"/>
-        <w:ind w:left="0" w:firstLine="0"/>
-        <w:jc w:val="left"/>
-        <w:rPr>
-          <w:sz w:val="16"/>
-          <w:szCs w:val="16"/>
-          <w:u w:val="single"/>
-        </w:rPr>
-      </w:pPr>
-      <w:r>
-        <w:rPr>
-          <w:rtl w:val="0"/>
-        </w:rPr>
-      </w:r>
-    </w:p>
-    <w:p>
-      <w:pPr>
-        <w:spacing w:after="0" w:line="240" w:lineRule="auto"/>
-        <w:ind w:left="0" w:firstLine="0"/>
-        <w:jc w:val="left"/>
-        <w:rPr>
-          <w:sz w:val="16"/>
-          <w:szCs w:val="16"/>
-          <w:u w:val="single"/>
-        </w:rPr>
-      </w:pPr>
-      <w:r>
-        <w:rPr>
-          <w:rtl w:val="0"/>
-        </w:rPr>
-      </w:r>
-    </w:p>
-    <w:p>
-      <w:pPr>
-        <w:spacing w:after="0" w:line="240" w:lineRule="auto"/>
-        <w:ind w:left="0" w:firstLine="0"/>
-        <w:jc w:val="left"/>
-        <w:rPr>
-          <w:sz w:val="16"/>
-          <w:szCs w:val="16"/>
-          <w:u w:val="single"/>
-        </w:rPr>
-      </w:pPr>
-      <w:r>
-        <w:rPr>
-          <w:rtl w:val="0"/>
-        </w:rPr>
-      </w:r>
-    </w:p>
-    <w:p>
-      <w:pPr>
-        <w:spacing w:after="0" w:line="240" w:lineRule="auto"/>
-        <w:ind w:left="0" w:firstLine="0"/>
-        <w:jc w:val="left"/>
-        <w:rPr>
-          <w:sz w:val="16"/>
-          <w:szCs w:val="16"/>
-          <w:u w:val="single"/>
-        </w:rPr>
-      </w:pPr>
-      <w:r>
-        <w:rPr>
-          <w:rtl w:val="0"/>
-        </w:rPr>
-      </w:r>
-    </w:p>
-    <w:p>
-      <w:pPr>
-        <w:spacing w:after="0" w:line="240" w:lineRule="auto"/>
-        <w:ind w:left="0" w:firstLine="0"/>
-        <w:jc w:val="left"/>
-        <w:rPr>
-          <w:sz w:val="16"/>
-          <w:szCs w:val="16"/>
-          <w:u w:val="single"/>
-        </w:rPr>
-      </w:pPr>
-      <w:r>
-        <w:rPr>
-          <w:rtl w:val="0"/>
-        </w:rPr>
-      </w:r>
-    </w:p>
-    <w:p>
-      <w:pPr>
-        <w:spacing w:after="0" w:line="240" w:lineRule="auto"/>
-        <w:ind w:left="0" w:firstLine="0"/>
-        <w:jc w:val="left"/>
-        <w:rPr>
-          <w:sz w:val="16"/>
-          <w:szCs w:val="16"/>
-          <w:u w:val="single"/>
-        </w:rPr>
-      </w:pPr>
-      <w:r>
-        <w:rPr>
-          <w:rtl w:val="0"/>
-        </w:rPr>
-      </w:r>
-    </w:p>
-    <w:p>
-      <w:pPr>
-        <w:spacing w:after="0" w:line="240" w:lineRule="auto"/>
-        <w:ind w:left="0" w:firstLine="0"/>
-        <w:jc w:val="left"/>
-        <w:rPr>
-          <w:sz w:val="16"/>
-          <w:szCs w:val="16"/>
-          <w:u w:val="single"/>
-        </w:rPr>
-      </w:pPr>
-      <w:r>
-        <w:rPr>
-          <w:rtl w:val="0"/>
-        </w:rPr>
-      </w:r>
-    </w:p>
-    <w:p>
-      <w:pPr>
-        <w:spacing w:after="0" w:line="240" w:lineRule="auto"/>
-        <w:ind w:left="0" w:firstLine="0"/>
-        <w:jc w:val="left"/>
-        <w:rPr>
-          <w:sz w:val="16"/>
-          <w:szCs w:val="16"/>
-          <w:u w:val="single"/>
-        </w:rPr>
-      </w:pPr>
-      <w:r>
-        <w:rPr>
-          <w:rtl w:val="0"/>
-        </w:rPr>
-      </w:r>
-    </w:p>
-    <w:p>
-      <w:pPr>
-        <w:spacing w:after="0" w:line="240" w:lineRule="auto"/>
-        <w:ind w:left="0" w:firstLine="0"/>
-        <w:jc w:val="left"/>
-        <w:rPr>
-          <w:sz w:val="16"/>
-          <w:szCs w:val="16"/>
-          <w:u w:val="single"/>
-        </w:rPr>
-      </w:pPr>
-      <w:r>
-        <w:rPr>
-          <w:rtl w:val="0"/>
-        </w:rPr>
-      </w:r>
-    </w:p>
-    <w:p>
-      <w:pPr>
-        <w:spacing w:after="0" w:line="240" w:lineRule="auto"/>
-        <w:ind w:left="0" w:firstLine="0"/>
-        <w:jc w:val="left"/>
-        <w:rPr>
-          <w:sz w:val="16"/>
-          <w:szCs w:val="16"/>
-        </w:rPr>
-      </w:pPr>
-      <w:r>
-        <w:rPr>
-          <w:sz w:val="16"/>
-          <w:szCs w:val="16"/>
-          <w:rtl w:val="0"/>
-        </w:rPr>
-        <w:t xml:space="preserve">Dongemond Klimaattechniek B.V</w:t>
-      </w:r>
-      <w:r>
-        <w:rPr>
-          <w:color w:val="4d8cac"/>
-          <w:sz w:val="16"/>
-          <w:szCs w:val="16"/>
-          <w:rtl w:val="0"/>
-        </w:rPr>
-        <w:t xml:space="preserve">               </w:t>
-        <w:tab/>
-        <w:t xml:space="preserve">      </w:t>
-      </w:r>
-      <w:r>
-        <w:rPr>
-          <w:sz w:val="16"/>
-          <w:szCs w:val="16"/>
-          <w:rtl w:val="0"/>
-        </w:rPr>
-        <w:t xml:space="preserve">Telefoon:  0162-750861</w:t>
-      </w:r>
-      <w:r>
-        <w:rPr>
-          <w:color w:val="4d8cac"/>
-          <w:sz w:val="16"/>
-          <w:szCs w:val="16"/>
-          <w:rtl w:val="0"/>
-        </w:rPr>
-        <w:t xml:space="preserve">          </w:t>
-        <w:tab/>
-        <w:tab/>
-        <w:t xml:space="preserve">                                            </w:t>
-      </w:r>
-      <w:r>
-        <w:rPr>
-          <w:sz w:val="16"/>
-          <w:szCs w:val="16"/>
-          <w:rtl w:val="0"/>
-        </w:rPr>
-        <w:t xml:space="preserve">KvK: 71245340</w:t>
+      <w:r>
+        <w:br w:type="page"/>
       </w:r>
     </w:p>
     <w:p>

--- a/templates/SJABLOON-DKT-WARMTEPOMP.docx
+++ b/templates/SJABLOON-DKT-WARMTEPOMP.docx
@@ -1586,6 +1586,64 @@
     <w:p>
       <w:r>
         <w:br w:type="page"/>
+      </w:r>
+    </w:p>
+    <w:p>
+      <w:pPr>
+        <w:spacing w:after="0" w:line="240" w:lineRule="auto"/>
+        <w:ind w:left="0" w:firstLine="0"/>
+        <w:jc w:val="left"/>
+        <w:rPr>
+          <w:sz w:val="16"/>
+          <w:szCs w:val="16"/>
+        </w:rPr>
+      </w:pPr>
+      <w:r>
+        <w:rPr>
+          <w:sz w:val="16"/>
+          <w:szCs w:val="16"/>
+          <w:rtl w:val="0"/>
+        </w:rPr>
+        <w:t xml:space="preserve">Dongemond Klimaattechniek B.V</w:t>
+      </w:r>
+      <w:r>
+        <w:rPr>
+          <w:color w:val="4d8cac"/>
+          <w:sz w:val="16"/>
+          <w:szCs w:val="16"/>
+          <w:rtl w:val="0"/>
+        </w:rPr>
+        <w:t xml:space="preserve">               </w:t>
+        <w:tab/>
+        <w:t xml:space="preserve">      </w:t>
+      </w:r>
+      <w:r>
+        <w:rPr>
+          <w:sz w:val="16"/>
+          <w:szCs w:val="16"/>
+          <w:rtl w:val="0"/>
+        </w:rPr>
+        <w:t xml:space="preserve">Telefoon:  0162-750861</w:t>
+      </w:r>
+      <w:r>
+        <w:rPr>
+          <w:color w:val="4d8cac"/>
+          <w:sz w:val="16"/>
+          <w:szCs w:val="16"/>
+          <w:rtl w:val="0"/>
+        </w:rPr>
+        <w:t xml:space="preserve">          </w:t>
+        <w:tab/>
+        <w:tab/>
+        <w:t xml:space="preserve">                                            </w:t>
+      </w:r>
+      <w:r>
+        <w:rPr>
+          <w:sz w:val="16"/>
+          <w:szCs w:val="16"/>
+          <w:rtl w:val="0"/>
+        </w:rPr>
+        <w:t xml:space="preserve">KvK: 71245340</w:t>
       </w:r>
     </w:p>
     <w:p>

--- a/templates/SJABLOON-DKT-WARMTEPOMP.docx
+++ b/templates/SJABLOON-DKT-WARMTEPOMP.docx
@@ -4402,9 +4402,67 @@
       <w:pgSz w:h="16838" w:w="11906" w:orient="portrait"/>
       <w:pgMar w:bottom="1440" w:top="1440" w:left="1531" w:right="1098" w:header="708" w:footer="708"/>
       <w:pgNumType w:start="1"/>
+      <w:headerReference w:type="default" r:id="rId15"/>
     </w:sectPr>
   </w:body>
 </w:document>
+</file>
+
+<file path=word/header1.xml><?xml version="1.0" encoding="utf-8"?>
+<w:hdr xmlns:w="http://schemas.openxmlformats.org/wordprocessingml/2006/main" xmlns:wp="http://schemas.openxmlformats.org/drawingml/2006/wordprocessingDrawing" xmlns:a="http://schemas.openxmlformats.org/drawingml/2006/main" xmlns:pic="http://schemas.openxmlformats.org/drawingml/2006/picture" xmlns:r="http://schemas.openxmlformats.org/officeDocument/2006/relationships">
+  <w:p>
+    <w:pPr>
+      <w:spacing w:after="0"/>
+    </w:pPr>
+    <w:r>
+      <w:drawing>
+        <wp:anchor allowOverlap="1" behindDoc="1" distB="0" distT="0" distL="0" distR="0" hidden="0" layoutInCell="1" locked="0" relativeHeight="0" simplePos="0">
+          <wp:simplePos x="0" y="0"/>
+          <wp:positionH relativeFrom="page">
+            <wp:posOffset>972185</wp:posOffset>
+          </wp:positionH>
+          <wp:positionV relativeFrom="page">
+            <wp:posOffset>3420000</wp:posOffset>
+          </wp:positionV>
+          <wp:extent cx="5791200" cy="5791200"/>
+          <wp:effectExtent b="0" l="0" r="0" t="0"/>
+          <wp:wrapNone/>
+          <wp:docPr id="901" name="bg-logo-header"/>
+          <a:graphic>
+            <a:graphicData uri="http://schemas.openxmlformats.org/drawingml/2006/picture">
+              <pic:pic>
+                <pic:nvPicPr>
+                  <pic:cNvPr id="0" name="bg-logo-header"/>
+                  <pic:cNvPicPr preferRelativeResize="0"/>
+                </pic:nvPicPr>
+                <pic:blipFill>
+                  <a:blip r:embed="rIdBgLogo"/>
+                  <a:srcRect b="0" l="0" r="0" t="0"/>
+                  <a:stretch>
+                    <a:fillRect/>
+                  </a:stretch>
+                </pic:blipFill>
+                <pic:spPr>
+                  <a:xfrm>
+                    <a:off x="0" y="0"/>
+                    <a:ext cx="5791200" cy="5791200"/>
+                  </a:xfrm>
+                  <a:prstGeom prst="rect"/>
+                  <a:ln/>
+                </pic:spPr>
+              </pic:pic>
+            </a:graphicData>
+          </a:graphic>
+        </wp:anchor>
+      </w:drawing>
+    </w:r>
+  </w:p>
+  <w:p>
+    <w:pPr>
+      <w:spacing w:after="0"/>
+    </w:pPr>
+  </w:p>
+</w:hdr>
 </file>
 
 <file path=word/numbering.xml><?xml version="1.0" encoding="utf-8"?>

--- a/templates/SJABLOON-DKT-WARMTEPOMP.docx
+++ b/templates/SJABLOON-DKT-WARMTEPOMP.docx
@@ -1586,175 +1586,6 @@
     <w:p>
       <w:r>
         <w:br w:type="page"/>
-      </w:r>
-    </w:p>
-    <w:p>
-      <w:pPr>
-        <w:spacing w:after="0" w:line="240" w:lineRule="auto"/>
-        <w:ind w:left="0" w:firstLine="0"/>
-        <w:jc w:val="left"/>
-        <w:rPr>
-          <w:sz w:val="16"/>
-          <w:szCs w:val="16"/>
-        </w:rPr>
-      </w:pPr>
-      <w:r>
-        <w:rPr>
-          <w:sz w:val="16"/>
-          <w:szCs w:val="16"/>
-          <w:rtl w:val="0"/>
-        </w:rPr>
-        <w:t xml:space="preserve">Dongemond Klimaattechniek B.V</w:t>
-      </w:r>
-      <w:r>
-        <w:rPr>
-          <w:color w:val="4d8cac"/>
-          <w:sz w:val="16"/>
-          <w:szCs w:val="16"/>
-          <w:rtl w:val="0"/>
-        </w:rPr>
-        <w:t xml:space="preserve">               </w:t>
-        <w:tab/>
-        <w:t xml:space="preserve">      </w:t>
-      </w:r>
-      <w:r>
-        <w:rPr>
-          <w:sz w:val="16"/>
-          <w:szCs w:val="16"/>
-          <w:rtl w:val="0"/>
-        </w:rPr>
-        <w:t xml:space="preserve">Telefoon:  0162-750861</w:t>
-      </w:r>
-      <w:r>
-        <w:rPr>
-          <w:color w:val="4d8cac"/>
-          <w:sz w:val="16"/>
-          <w:szCs w:val="16"/>
-          <w:rtl w:val="0"/>
-        </w:rPr>
-        <w:t xml:space="preserve">          </w:t>
-        <w:tab/>
-        <w:tab/>
-        <w:t xml:space="preserve">                                            </w:t>
-      </w:r>
-      <w:r>
-        <w:rPr>
-          <w:sz w:val="16"/>
-          <w:szCs w:val="16"/>
-          <w:rtl w:val="0"/>
-        </w:rPr>
-        <w:t xml:space="preserve">KvK: 71245340</w:t>
-      </w:r>
-    </w:p>
-    <w:p>
-      <w:pPr>
-        <w:tabs>
-          <w:tab w:val="left" w:leader="none" w:pos="3285"/>
-        </w:tabs>
-        <w:spacing w:after="0" w:line="240" w:lineRule="auto"/>
-        <w:jc w:val="both"/>
-        <w:rPr>
-          <w:color w:val="1a1915"/>
-          <w:sz w:val="16"/>
-          <w:szCs w:val="16"/>
-        </w:rPr>
-      </w:pPr>
-      <w:r>
-        <w:rPr>
-          <w:sz w:val="16"/>
-          <w:szCs w:val="16"/>
-          <w:rtl w:val="0"/>
-        </w:rPr>
-        <w:t xml:space="preserve">Benedenkerkstraat 57                                               Email: </w:t>
-      </w:r>
-      <w:hyperlink r:id="rId11">
-        <w:r>
-          <w:rPr>
-            <w:sz w:val="16"/>
-            <w:szCs w:val="16"/>
-            <w:u w:val="single"/>
-            <w:rtl w:val="0"/>
-          </w:rPr>
-          <w:t xml:space="preserve">info@dongemondklimaattechniek.nl</w:t>
-        </w:r>
-      </w:hyperlink>
-      <w:r>
-        <w:rPr>
-          <w:sz w:val="16"/>
-          <w:szCs w:val="16"/>
-          <w:rtl w:val="0"/>
-        </w:rPr>
-        <w:t xml:space="preserve">                                       BtwNr: NL858635471B01</w:t>
-      </w:r>
-      <w:r>
-        <w:rPr>
-          <w:rtl w:val="0"/>
-        </w:rPr>
-      </w:r>
-    </w:p>
-    <w:p>
-      <w:pPr>
-        <w:spacing w:after="0" w:line="240" w:lineRule="auto"/>
-        <w:rPr>
-          <w:sz w:val="18"/>
-          <w:szCs w:val="18"/>
-        </w:rPr>
-      </w:pPr>
-      <w:r>
-        <w:rPr>
-          <w:sz w:val="16"/>
-          <w:szCs w:val="16"/>
-          <w:rtl w:val="0"/>
-        </w:rPr>
-        <w:t xml:space="preserve">5165 CA Waspik                 </w:t>
-      </w:r>
-      <w:r>
-        <w:rPr>
-          <w:color w:val="4d8cac"/>
-          <w:sz w:val="16"/>
-          <w:szCs w:val="16"/>
-          <w:rtl w:val="0"/>
-        </w:rPr>
-        <w:tab/>
-        <w:tab/>
-      </w:r>
-      <w:r>
-        <w:rPr>
-          <w:sz w:val="16"/>
-          <w:szCs w:val="16"/>
-          <w:rtl w:val="0"/>
-        </w:rPr>
-        <w:t xml:space="preserve">      Website: www.dongemondklimaattechniek.nl </w:t>
-      </w:r>
-      <w:r>
-        <w:rPr>
-          <w:color w:val="4d8cac"/>
-          <w:sz w:val="16"/>
-          <w:szCs w:val="16"/>
-          <w:rtl w:val="0"/>
-        </w:rPr>
-        <w:tab/>
-      </w:r>
-      <w:r>
-        <w:rPr>
-          <w:sz w:val="16"/>
-          <w:szCs w:val="16"/>
-          <w:rtl w:val="0"/>
-        </w:rPr>
-        <w:t xml:space="preserve">                        IBAN:NL07RABO0329224719</w:t>
-        <w:tab/>
-        <w:tab/>
-        <w:tab/>
-        <w:t xml:space="preserve">     </w:t>
-        <w:tab/>
-      </w:r>
-      <w:r>
-        <w:rPr>
-          <w:sz w:val="18"/>
-          <w:szCs w:val="18"/>
-          <w:rtl w:val="0"/>
-        </w:rPr>
-        <w:tab/>
       </w:r>
     </w:p>
     <w:p>

--- a/templates/SJABLOON-DKT-WARMTEPOMP.docx
+++ b/templates/SJABLOON-DKT-WARMTEPOMP.docx
@@ -401,8 +401,11 @@
       </w:pPr>
       <w:r>
         <w:rPr>
-          <w:rtl w:val="0"/>
-        </w:rPr>
+          <w:sz w:val="20"/>
+          <w:szCs w:val="20"/>
+          <w:rtl w:val="0"/>
+        </w:rPr>
+        <w:t>{klantadres}</w:t>
       </w:r>
     </w:p>
     <w:p>
@@ -417,8 +420,11 @@
       </w:pPr>
       <w:r>
         <w:rPr>
-          <w:rtl w:val="0"/>
-        </w:rPr>
+          <w:sz w:val="20"/>
+          <w:szCs w:val="20"/>
+          <w:rtl w:val="0"/>
+        </w:rPr>
+        <w:t>{klantpostcodeplaats}</w:t>
       </w:r>
     </w:p>
     <w:p>

--- a/templates/SJABLOON-DKT-WARMTEPOMP.docx
+++ b/templates/SJABLOON-DKT-WARMTEPOMP.docx
@@ -391,7 +391,7 @@
     </w:p>
     <w:p>
       <w:pPr>
-        <w:spacing w:after="0" w:lineRule="auto"/>
+        <w:spacing w:before="1440" w:after="0" w:lineRule="auto"/>
         <w:rPr>
           <w:b w:val="1"/>
           <w:bCs w:val="1"/>
